--- a/4. Project Planning Phase/Project Planning.docx
+++ b/4. Project Planning Phase/Project Planning.docx
@@ -215,11 +215,7 @@
               </w:rPr>
             </w:pPr>
             <w:r>
-              <w:rPr>
-                <w:sz w:val="21"/>
-                <w:szCs w:val="21"/>
-              </w:rPr>
-              <w:t>Software Installation Request Automation</w:t>
+              <w:t>Employee Issue Management – Record Producer and Service Portal Integration</w:t>
             </w:r>
           </w:p>
         </w:tc>
@@ -4578,6 +4574,7 @@
   <w:style w:type="character" w:default="1" w:styleId="DefaultParagraphFont">
     <w:name w:val="Default Paragraph Font"/>
     <w:uiPriority w:val="1"/>
+    <w:semiHidden/>
     <w:unhideWhenUsed/>
   </w:style>
   <w:style w:type="table" w:default="1" w:styleId="TableNormal">
